--- a/2026/documents/Form_VISA-application.docx
+++ b/2026/documents/Form_VISA-application.docx
@@ -598,16 +598,39 @@
       </w:hyperlink>
     </w:p>
     <w:p>
-      <w:pPr>
+      <w:r>
         <w:rPr>
           <w:rFonts w:hint="eastAsia"/>
         </w:rPr>
-      </w:pPr>
+        <w:t xml:space="preserve">If you are </w:t>
+      </w:r>
+      <w:proofErr w:type="gramStart"/>
       <w:r>
         <w:rPr>
           <w:rFonts w:hint="eastAsia"/>
         </w:rPr>
-        <w:t>If you are applying VISA from other countries/regions please specify where to submit your application.</w:t>
+        <w:t>applying</w:t>
+      </w:r>
+      <w:proofErr w:type="gramEnd"/>
+      <w:r>
+        <w:rPr>
+          <w:rFonts w:hint="eastAsia"/>
+        </w:rPr>
+        <w:t xml:space="preserve"> VISA from other countries/</w:t>
+      </w:r>
+      <w:proofErr w:type="gramStart"/>
+      <w:r>
+        <w:rPr>
+          <w:rFonts w:hint="eastAsia"/>
+        </w:rPr>
+        <w:t>regions</w:t>
+      </w:r>
+      <w:proofErr w:type="gramEnd"/>
+      <w:r>
+        <w:rPr>
+          <w:rFonts w:hint="eastAsia"/>
+        </w:rPr>
+        <w:t xml:space="preserve"> please specify where to submit your application.</w:t>
       </w:r>
     </w:p>
     <w:p/>
@@ -634,7 +657,15 @@
     </w:p>
     <w:p>
       <w:r>
-        <w:t xml:space="preserve">(3) The schedule of stay needs to be written for each day. If an activity continues on consecutive days, the format </w:t>
+        <w:t xml:space="preserve">(3) The schedule of stay needs to be written for each day. If an activity </w:t>
+      </w:r>
+      <w:proofErr w:type="gramStart"/>
+      <w:r>
+        <w:t>continues on</w:t>
+      </w:r>
+      <w:proofErr w:type="gramEnd"/>
+      <w:r>
+        <w:t xml:space="preserve"> consecutive days, the format </w:t>
       </w:r>
       <w:r>
         <w:rPr>
@@ -667,7 +698,15 @@
         <w:t xml:space="preserve"> </w:t>
       </w:r>
       <w:r>
-        <w:t>Please change according to your plan.</w:t>
+        <w:t xml:space="preserve">Please </w:t>
+      </w:r>
+      <w:proofErr w:type="gramStart"/>
+      <w:r>
+        <w:t>change</w:t>
+      </w:r>
+      <w:proofErr w:type="gramEnd"/>
+      <w:r>
+        <w:t xml:space="preserve"> according to your plan.</w:t>
       </w:r>
     </w:p>
     <w:tbl>
@@ -748,51 +787,57 @@
             <w:tcW w:w="2123" w:type="dxa"/>
           </w:tcPr>
           <w:p>
+            <w:r>
+              <w:t>202</w:t>
+            </w:r>
+            <w:r>
+              <w:rPr>
+                <w:rFonts w:hint="eastAsia"/>
+              </w:rPr>
+              <w:t>6</w:t>
+            </w:r>
+            <w:r>
+              <w:t>.</w:t>
+            </w:r>
+            <w:r>
+              <w:rPr>
+                <w:rFonts w:hint="eastAsia"/>
+              </w:rPr>
+              <w:t>11</w:t>
+            </w:r>
+            <w:r>
+              <w:t>.0</w:t>
+            </w:r>
+            <w:r>
+              <w:rPr>
+                <w:rFonts w:hint="eastAsia"/>
+              </w:rPr>
+              <w:t>3</w:t>
+            </w:r>
+          </w:p>
+        </w:tc>
+        <w:tc>
+          <w:tcPr>
+            <w:tcW w:w="2123" w:type="dxa"/>
+          </w:tcPr>
+          <w:p>
             <w:pPr>
               <w:rPr>
-                <w:rFonts w:hint="eastAsia"/>
+                <w:highlight w:val="yellow"/>
               </w:rPr>
             </w:pPr>
             <w:r>
-              <w:t>202</w:t>
-            </w:r>
-            <w:r>
-              <w:rPr>
-                <w:rFonts w:hint="eastAsia"/>
-              </w:rPr>
-              <w:t>6</w:t>
-            </w:r>
-            <w:r>
-              <w:t>.</w:t>
-            </w:r>
-            <w:r>
-              <w:rPr>
-                <w:rFonts w:hint="eastAsia"/>
-              </w:rPr>
-              <w:t>11</w:t>
-            </w:r>
-            <w:r>
-              <w:t>.0</w:t>
-            </w:r>
-            <w:r>
-              <w:rPr>
-                <w:rFonts w:hint="eastAsia"/>
-              </w:rPr>
-              <w:t>3</w:t>
-            </w:r>
-          </w:p>
-        </w:tc>
-        <w:tc>
-          <w:tcPr>
-            <w:tcW w:w="2123" w:type="dxa"/>
-          </w:tcPr>
-          <w:p>
-            <w:r>
+              <w:rPr>
+                <w:highlight w:val="yellow"/>
+              </w:rPr>
               <w:t>Arrive in xx from xx aboard Flight</w:t>
             </w:r>
           </w:p>
           <w:p>
             <w:r>
+              <w:rPr>
+                <w:highlight w:val="yellow"/>
+              </w:rPr>
               <w:t>xxx</w:t>
             </w:r>
           </w:p>
@@ -810,10 +855,14 @@
             <w:r>
               <w:rPr>
                 <w:rFonts w:hint="eastAsia"/>
+                <w:highlight w:val="yellow"/>
               </w:rPr>
               <w:t>Y</w:t>
             </w:r>
             <w:r>
+              <w:rPr>
+                <w:highlight w:val="yellow"/>
+              </w:rPr>
               <w:t>our cell phone number</w:t>
             </w:r>
           </w:p>
@@ -822,7 +871,20 @@
           <w:tcPr>
             <w:tcW w:w="2124" w:type="dxa"/>
           </w:tcPr>
-          <w:p/>
+          <w:p>
+            <w:pPr>
+              <w:rPr>
+                <w:rFonts w:hint="eastAsia"/>
+              </w:rPr>
+            </w:pPr>
+            <w:r>
+              <w:rPr>
+                <w:rFonts w:hint="eastAsia"/>
+                <w:highlight w:val="yellow"/>
+              </w:rPr>
+              <w:t>Hotel name, Address, phone number</w:t>
+            </w:r>
+          </w:p>
         </w:tc>
       </w:tr>
       <w:tr>
@@ -831,11 +893,6 @@
             <w:tcW w:w="2123" w:type="dxa"/>
           </w:tcPr>
           <w:p>
-            <w:pPr>
-              <w:rPr>
-                <w:rFonts w:hint="eastAsia"/>
-              </w:rPr>
-            </w:pPr>
             <w:r>
               <w:rPr>
                 <w:rFonts w:hint="eastAsia"/>
@@ -868,11 +925,13 @@
               <w:t xml:space="preserve">ttend workshop at </w:t>
             </w:r>
             <w:r>
-              <w:t xml:space="preserve">Hilton Niseko </w:t>
-            </w:r>
-            <w:r>
-              <w:lastRenderedPageBreak/>
-              <w:t>Village</w:t>
+              <w:rPr>
+                <w:rFonts w:hint="eastAsia"/>
+              </w:rPr>
+              <w:t>Hokkaido University</w:t>
+            </w:r>
+            <w:r>
+              <w:t xml:space="preserve"> </w:t>
             </w:r>
           </w:p>
         </w:tc>
@@ -885,7 +944,6 @@
               <w:rPr>
                 <w:rFonts w:hint="eastAsia"/>
               </w:rPr>
-              <w:lastRenderedPageBreak/>
               <w:t>H</w:t>
             </w:r>
             <w:r>
@@ -932,11 +990,6 @@
             <w:tcW w:w="2123" w:type="dxa"/>
           </w:tcPr>
           <w:p>
-            <w:pPr>
-              <w:rPr>
-                <w:rFonts w:hint="eastAsia"/>
-              </w:rPr>
-            </w:pPr>
             <w:r>
               <w:rPr>
                 <w:rFonts w:hint="eastAsia"/>
@@ -997,11 +1050,6 @@
             <w:tcW w:w="2123" w:type="dxa"/>
           </w:tcPr>
           <w:p>
-            <w:pPr>
-              <w:rPr>
-                <w:rFonts w:hint="eastAsia"/>
-              </w:rPr>
-            </w:pPr>
             <w:r>
               <w:rPr>
                 <w:rFonts w:hint="eastAsia"/>
@@ -1062,51 +1110,64 @@
             <w:tcW w:w="2123" w:type="dxa"/>
           </w:tcPr>
           <w:p>
+            <w:r>
+              <w:rPr>
+                <w:rFonts w:hint="eastAsia"/>
+              </w:rPr>
+              <w:t>11</w:t>
+            </w:r>
+            <w:r>
+              <w:t>.</w:t>
+            </w:r>
+            <w:r>
+              <w:rPr>
+                <w:rFonts w:hint="eastAsia"/>
+              </w:rPr>
+              <w:t>07</w:t>
+            </w:r>
+          </w:p>
+        </w:tc>
+        <w:tc>
+          <w:tcPr>
+            <w:tcW w:w="2123" w:type="dxa"/>
+          </w:tcPr>
+          <w:p>
             <w:pPr>
               <w:rPr>
-                <w:rFonts w:hint="eastAsia"/>
+                <w:highlight w:val="yellow"/>
               </w:rPr>
             </w:pPr>
             <w:r>
               <w:rPr>
                 <w:rFonts w:hint="eastAsia"/>
-              </w:rPr>
-              <w:t>11</w:t>
-            </w:r>
-            <w:r>
-              <w:t>.</w:t>
-            </w:r>
-            <w:r>
-              <w:rPr>
-                <w:rFonts w:hint="eastAsia"/>
-              </w:rPr>
-              <w:t>07</w:t>
-            </w:r>
-          </w:p>
-        </w:tc>
-        <w:tc>
-          <w:tcPr>
-            <w:tcW w:w="2123" w:type="dxa"/>
-          </w:tcPr>
-          <w:p>
-            <w:r>
-              <w:rPr>
-                <w:rFonts w:hint="eastAsia"/>
+                <w:highlight w:val="yellow"/>
               </w:rPr>
               <w:t>R</w:t>
             </w:r>
             <w:r>
+              <w:rPr>
+                <w:highlight w:val="yellow"/>
+              </w:rPr>
               <w:t>eturn home from xx to xx</w:t>
             </w:r>
           </w:p>
           <w:p>
-            <w:r>
-              <w:rPr>
-                <w:rFonts w:hint="eastAsia"/>
+            <w:pPr>
+              <w:rPr>
+                <w:highlight w:val="yellow"/>
+              </w:rPr>
+            </w:pPr>
+            <w:r>
+              <w:rPr>
+                <w:rFonts w:hint="eastAsia"/>
+                <w:highlight w:val="yellow"/>
               </w:rPr>
               <w:t>O</w:t>
             </w:r>
             <w:r>
+              <w:rPr>
+                <w:highlight w:val="yellow"/>
+              </w:rPr>
               <w:t>n flight xxx</w:t>
             </w:r>
           </w:p>
